--- a/sem_2/Lab8/Lab8.docx
+++ b/sem_2/Lab8/Lab8.docx
@@ -805,24 +805,33 @@
           <w:sz w:val="28"/>
           <w:szCs w:val="28"/>
         </w:rPr>
-        <w:t xml:space="preserve"> Дерево (</w:t>
-      </w:r>
-      <w:r>
-        <w:rPr>
-          <w:rStyle w:val="15"/>
-          <w:rFonts w:hint="default" w:ascii="Times New Roman" w:hAnsi="Times New Roman" w:cs="Times New Roman"/>
-          <w:sz w:val="28"/>
-          <w:szCs w:val="28"/>
-        </w:rPr>
-        <w:t>Tree</w:t>
-      </w:r>
-      <w:r>
-        <w:rPr>
-          <w:rFonts w:hint="default" w:ascii="Times New Roman" w:hAnsi="Times New Roman" w:cs="Times New Roman"/>
-          <w:sz w:val="28"/>
-          <w:szCs w:val="28"/>
-        </w:rPr>
-        <w:t xml:space="preserve">). </w:t>
+        <w:t xml:space="preserve"> </w:t>
+      </w:r>
+      <w:r>
+        <w:rPr>
+          <w:rFonts w:hint="default" w:cs="Times New Roman"/>
+          <w:sz w:val="28"/>
+          <w:szCs w:val="28"/>
+          <w:lang w:val="ru-RU"/>
+        </w:rPr>
+        <w:t xml:space="preserve">Связный список </w:t>
+      </w:r>
+      <w:r>
+        <w:rPr>
+          <w:rFonts w:hint="default" w:cs="Times New Roman"/>
+          <w:sz w:val="28"/>
+          <w:szCs w:val="28"/>
+          <w:lang w:val="en-US"/>
+        </w:rPr>
+        <w:t>(List)</w:t>
+      </w:r>
+      <w:r>
+        <w:rPr>
+          <w:rFonts w:hint="default" w:ascii="Times New Roman" w:hAnsi="Times New Roman" w:cs="Times New Roman"/>
+          <w:sz w:val="28"/>
+          <w:szCs w:val="28"/>
+        </w:rPr>
+        <w:t xml:space="preserve">. </w:t>
       </w:r>
     </w:p>
     <w:p>
@@ -1090,26 +1099,33 @@
           <w:sz w:val="28"/>
           <w:szCs w:val="28"/>
         </w:rPr>
-        <w:t xml:space="preserve">Контейнером является класс </w:t>
-      </w:r>
-      <w:r>
-        <w:rPr>
-          <w:rStyle w:val="15"/>
-          <w:rFonts w:hint="default" w:ascii="Times New Roman" w:hAnsi="Times New Roman" w:eastAsia="sans-serif" w:cs="Times New Roman"/>
-          <w:b/>
-          <w:bCs/>
-          <w:sz w:val="28"/>
-          <w:szCs w:val="28"/>
-        </w:rPr>
-        <w:t>Tree</w:t>
-      </w:r>
-      <w:r>
-        <w:rPr>
-          <w:rFonts w:hint="default" w:ascii="Times New Roman" w:hAnsi="Times New Roman" w:eastAsia="sans-serif" w:cs="Times New Roman"/>
-          <w:sz w:val="28"/>
-          <w:szCs w:val="28"/>
-        </w:rPr>
-        <w:t xml:space="preserve"> (Дерево). </w:t>
+        <w:t>Контейнером является класс</w:t>
+      </w:r>
+      <w:r>
+        <w:rPr>
+          <w:rFonts w:hint="default" w:eastAsia="sans-serif" w:cs="Times New Roman"/>
+          <w:sz w:val="28"/>
+          <w:szCs w:val="28"/>
+          <w:lang w:val="en-US"/>
+        </w:rPr>
+        <w:t xml:space="preserve"> List (</w:t>
+      </w:r>
+      <w:r>
+        <w:rPr>
+          <w:rFonts w:hint="default" w:eastAsia="sans-serif" w:cs="Times New Roman"/>
+          <w:sz w:val="28"/>
+          <w:szCs w:val="28"/>
+          <w:lang w:val="ru-RU"/>
+        </w:rPr>
+        <w:t>дерево)</w:t>
+      </w:r>
+      <w:r>
+        <w:rPr>
+          <w:rFonts w:hint="default" w:ascii="Times New Roman" w:hAnsi="Times New Roman" w:eastAsia="sans-serif" w:cs="Times New Roman"/>
+          <w:sz w:val="28"/>
+          <w:szCs w:val="28"/>
+        </w:rPr>
+        <w:t xml:space="preserve">. </w:t>
       </w:r>
     </w:p>
     <w:p>
@@ -1182,41 +1198,34 @@
           <w:sz w:val="28"/>
           <w:szCs w:val="28"/>
         </w:rPr>
-        <w:t xml:space="preserve"> и два указателя на дочерние узлы (</w:t>
-      </w:r>
-      <w:r>
-        <w:rPr>
-          <w:rStyle w:val="15"/>
-          <w:rFonts w:hint="default" w:ascii="Times New Roman" w:hAnsi="Times New Roman" w:eastAsia="sans-serif" w:cs="Times New Roman"/>
-          <w:sz w:val="28"/>
-          <w:szCs w:val="28"/>
-        </w:rPr>
-        <w:t>left</w:t>
-      </w:r>
-      <w:r>
-        <w:rPr>
-          <w:rFonts w:hint="default" w:ascii="Times New Roman" w:hAnsi="Times New Roman" w:eastAsia="sans-serif" w:cs="Times New Roman"/>
-          <w:sz w:val="28"/>
-          <w:szCs w:val="28"/>
-        </w:rPr>
-        <w:t xml:space="preserve">, </w:t>
-      </w:r>
-      <w:r>
-        <w:rPr>
-          <w:rStyle w:val="15"/>
-          <w:rFonts w:hint="default" w:ascii="Times New Roman" w:hAnsi="Times New Roman" w:eastAsia="sans-serif" w:cs="Times New Roman"/>
-          <w:sz w:val="28"/>
-          <w:szCs w:val="28"/>
-        </w:rPr>
-        <w:t>right</w:t>
-      </w:r>
-      <w:r>
-        <w:rPr>
-          <w:rFonts w:hint="default" w:ascii="Times New Roman" w:hAnsi="Times New Roman" w:eastAsia="sans-serif" w:cs="Times New Roman"/>
-          <w:sz w:val="28"/>
-          <w:szCs w:val="28"/>
-        </w:rPr>
-        <w:t xml:space="preserve">). </w:t>
+        <w:t xml:space="preserve"> </w:t>
+      </w:r>
+      <w:r>
+        <w:rPr>
+          <w:rFonts w:hint="default" w:eastAsia="sans-serif" w:cs="Times New Roman"/>
+          <w:sz w:val="28"/>
+          <w:szCs w:val="28"/>
+          <w:lang w:val="ru-RU"/>
+        </w:rPr>
+        <w:t>и указатель на следующий элемент (</w:t>
+      </w:r>
+      <w:r>
+        <w:rPr>
+          <w:rFonts w:hint="default" w:eastAsia="sans-serif" w:cs="Times New Roman"/>
+          <w:sz w:val="28"/>
+          <w:szCs w:val="28"/>
+          <w:lang w:val="en-US"/>
+        </w:rPr>
+        <w:t>next)</w:t>
+      </w:r>
+      <w:r>
+        <w:rPr>
+          <w:rFonts w:hint="default" w:eastAsia="sans-serif" w:cs="Times New Roman"/>
+          <w:sz w:val="28"/>
+          <w:szCs w:val="28"/>
+          <w:lang w:val="ru-RU"/>
+        </w:rPr>
+        <w:t>.</w:t>
       </w:r>
     </w:p>
     <w:p>
@@ -1294,7 +1303,16 @@
           <w:sz w:val="28"/>
           <w:szCs w:val="28"/>
         </w:rPr>
-        <w:t xml:space="preserve"> Поддержка операций вставки, удаления и рекурсивного обхода для выполнения операций над всеми элементами. </w:t>
+        <w:t xml:space="preserve"> </w:t>
+      </w:r>
+      <w:r>
+        <w:rPr>
+          <w:rFonts w:hint="default" w:eastAsia="sans-serif" w:cs="Times New Roman"/>
+          <w:sz w:val="28"/>
+          <w:szCs w:val="28"/>
+          <w:lang w:val="ru-RU"/>
+        </w:rPr>
+        <w:t>Поддержка операций добавления, удаления и последовательного обхода элементов списка.</w:t>
       </w:r>
     </w:p>
     <w:p>
@@ -1352,7 +1370,7 @@
           <w:szCs w:val="28"/>
           <w:lang w:val="ru-RU"/>
         </w:rPr>
-        <w:t>Определение компетентных функций</w:t>
+        <w:t>Определение компонентных функций</w:t>
       </w:r>
     </w:p>
     <w:p>
@@ -1644,24 +1662,16 @@
           <w:sz w:val="28"/>
           <w:szCs w:val="28"/>
         </w:rPr>
-        <w:t xml:space="preserve"> Рекурсивно обходит дерево, используя </w:t>
-      </w:r>
-      <w:r>
-        <w:rPr>
-          <w:rStyle w:val="15"/>
-          <w:rFonts w:hint="default" w:ascii="Times New Roman" w:hAnsi="Times New Roman" w:eastAsia="sans-serif" w:cs="Times New Roman"/>
-          <w:sz w:val="28"/>
-          <w:szCs w:val="28"/>
-        </w:rPr>
-        <w:t>dynamic_cast&lt;Person*&gt;</w:t>
-      </w:r>
-      <w:r>
-        <w:rPr>
-          <w:rFonts w:hint="default" w:ascii="Times New Roman" w:hAnsi="Times New Roman" w:eastAsia="sans-serif" w:cs="Times New Roman"/>
-          <w:sz w:val="28"/>
-          <w:szCs w:val="28"/>
-        </w:rPr>
-        <w:t xml:space="preserve"> для фильтрации и извлечения возраста объектов. </w:t>
+        <w:t xml:space="preserve"> </w:t>
+      </w:r>
+      <w:r>
+        <w:rPr>
+          <w:rFonts w:hint="default" w:eastAsia="sans-serif" w:cs="Times New Roman"/>
+          <w:sz w:val="28"/>
+          <w:szCs w:val="28"/>
+          <w:lang w:val="ru-RU"/>
+        </w:rPr>
+        <w:t>Выполняет последовательный обход списка, используя указатель на следующий элемент и извлекает возраст объектов.</w:t>
       </w:r>
     </w:p>
     <w:p>
@@ -1737,18 +1747,36 @@
         <w:spacing w:line="360" w:lineRule="auto"/>
         <w:jc w:val="both"/>
         <w:rPr>
-          <w:rFonts w:hint="default" w:ascii="Times New Roman" w:hAnsi="Times New Roman" w:cs="Times New Roman"/>
-          <w:sz w:val="28"/>
-          <w:szCs w:val="28"/>
-        </w:rPr>
-      </w:pPr>
-      <w:r>
-        <w:rPr>
-          <w:rFonts w:hint="default" w:ascii="Times New Roman" w:hAnsi="Times New Roman" w:cs="Times New Roman"/>
-          <w:sz w:val="28"/>
-          <w:szCs w:val="28"/>
-        </w:rPr>
-        <w:t>Итератор для дерева строится на основе указателя на текущий узел (</w:t>
+          <w:rFonts w:hint="default" w:cs="Times New Roman"/>
+          <w:sz w:val="28"/>
+          <w:szCs w:val="28"/>
+          <w:lang w:val="ru-RU"/>
+        </w:rPr>
+      </w:pPr>
+      <w:r>
+        <w:rPr>
+          <w:rFonts w:hint="default" w:ascii="Times New Roman" w:hAnsi="Times New Roman" w:cs="Times New Roman"/>
+          <w:sz w:val="28"/>
+          <w:szCs w:val="28"/>
+        </w:rPr>
+        <w:t xml:space="preserve">Итератор </w:t>
+      </w:r>
+      <w:r>
+        <w:rPr>
+          <w:rFonts w:hint="default" w:cs="Times New Roman"/>
+          <w:sz w:val="28"/>
+          <w:szCs w:val="28"/>
+          <w:lang w:val="ru-RU"/>
+        </w:rPr>
+        <w:t>для двусвязного списка</w:t>
+      </w:r>
+      <w:r>
+        <w:rPr>
+          <w:rFonts w:hint="default" w:ascii="Times New Roman" w:hAnsi="Times New Roman" w:cs="Times New Roman"/>
+          <w:sz w:val="28"/>
+          <w:szCs w:val="28"/>
+        </w:rPr>
+        <w:t xml:space="preserve"> строится на основе указателя на текущий узел (</w:t>
       </w:r>
       <w:r>
         <w:rPr>
@@ -1765,120 +1793,56 @@
           <w:sz w:val="28"/>
           <w:szCs w:val="28"/>
         </w:rPr>
-        <w:t>) и механизма перехода к следующему элементу.</w:t>
+        <w:t>) и механизма перехода к следующему элементу</w:t>
       </w:r>
       <w:r>
         <w:rPr>
           <w:rFonts w:hint="default" w:cs="Times New Roman"/>
           <w:sz w:val="28"/>
           <w:szCs w:val="28"/>
+          <w:lang w:val="en-US"/>
+        </w:rPr>
+        <w:t xml:space="preserve"> </w:t>
+      </w:r>
+      <w:r>
+        <w:rPr>
+          <w:rFonts w:hint="default" w:cs="Times New Roman"/>
+          <w:sz w:val="28"/>
+          <w:szCs w:val="28"/>
           <w:lang w:val="ru-RU"/>
         </w:rPr>
-        <w:t xml:space="preserve"> Для него м</w:t>
-      </w:r>
-      <w:r>
-        <w:rPr>
-          <w:rFonts w:hint="default" w:ascii="Times New Roman" w:hAnsi="Times New Roman" w:cs="Times New Roman"/>
-          <w:sz w:val="28"/>
-          <w:szCs w:val="28"/>
-        </w:rPr>
-        <w:t xml:space="preserve">ожет использоваться: </w:t>
-      </w:r>
-    </w:p>
-    <w:p>
-      <w:pPr>
-        <w:pStyle w:val="22"/>
-        <w:keepNext w:val="0"/>
-        <w:keepLines w:val="0"/>
-        <w:widowControl/>
-        <w:numPr>
-          <w:ilvl w:val="0"/>
-          <w:numId w:val="5"/>
-        </w:numPr>
+        <w:t xml:space="preserve">через поле </w:t>
+      </w:r>
+      <w:r>
+        <w:rPr>
+          <w:rFonts w:hint="default" w:cs="Times New Roman"/>
+          <w:sz w:val="28"/>
+          <w:szCs w:val="28"/>
+          <w:lang w:val="en-US"/>
+        </w:rPr>
+        <w:t>next</w:t>
+      </w:r>
+      <w:r>
+        <w:rPr>
+          <w:rFonts w:hint="default" w:cs="Times New Roman"/>
+          <w:sz w:val="28"/>
+          <w:szCs w:val="28"/>
+          <w:lang w:val="ru-RU"/>
+        </w:rPr>
+        <w:t>. Обход выполняется последовательно от начала списка к концу.</w:t>
+      </w:r>
+    </w:p>
+    <w:p>
+      <w:pPr>
+        <w:pStyle w:val="22"/>
+        <w:keepNext w:val="0"/>
+        <w:keepLines w:val="0"/>
+        <w:widowControl/>
         <w:suppressLineNumbers w:val="0"/>
         <w:spacing w:line="360" w:lineRule="auto"/>
-        <w:ind w:left="860" w:leftChars="0" w:hanging="420" w:firstLineChars="0"/>
-        <w:jc w:val="both"/>
-        <w:rPr>
-          <w:rFonts w:hint="default" w:ascii="Times New Roman" w:hAnsi="Times New Roman" w:cs="Times New Roman"/>
-          <w:sz w:val="28"/>
-          <w:szCs w:val="28"/>
-        </w:rPr>
-      </w:pPr>
-      <w:r>
-        <w:rPr>
-          <w:rFonts w:hint="default" w:ascii="Times New Roman" w:hAnsi="Times New Roman" w:cs="Times New Roman"/>
-          <w:b/>
-          <w:bCs/>
-          <w:sz w:val="28"/>
-          <w:szCs w:val="28"/>
-        </w:rPr>
-        <w:t>Симметричный обход (In-order):</w:t>
-      </w:r>
-      <w:r>
-        <w:rPr>
-          <w:rFonts w:hint="default" w:ascii="Times New Roman" w:hAnsi="Times New Roman" w:cs="Times New Roman"/>
-          <w:sz w:val="28"/>
-          <w:szCs w:val="28"/>
-        </w:rPr>
-        <w:t xml:space="preserve"> позволяет получить элементы в отсортированном порядке (если дерево является деревом поиска). </w:t>
-      </w:r>
-    </w:p>
-    <w:p>
-      <w:pPr>
-        <w:pStyle w:val="22"/>
-        <w:keepNext w:val="0"/>
-        <w:keepLines w:val="0"/>
-        <w:widowControl/>
-        <w:numPr>
-          <w:ilvl w:val="0"/>
-          <w:numId w:val="5"/>
-        </w:numPr>
-        <w:suppressLineNumbers w:val="0"/>
-        <w:spacing w:line="360" w:lineRule="auto"/>
-        <w:ind w:left="860" w:leftChars="0" w:hanging="420" w:firstLineChars="0"/>
-        <w:jc w:val="both"/>
-        <w:rPr>
-          <w:rFonts w:hint="default" w:ascii="Times New Roman" w:hAnsi="Times New Roman" w:cs="Times New Roman"/>
-          <w:sz w:val="28"/>
-          <w:szCs w:val="28"/>
-        </w:rPr>
-      </w:pPr>
-      <w:r>
-        <w:rPr>
-          <w:rFonts w:hint="default" w:ascii="Times New Roman" w:hAnsi="Times New Roman" w:cs="Times New Roman"/>
-          <w:b/>
-          <w:bCs/>
-          <w:sz w:val="28"/>
-          <w:szCs w:val="28"/>
-        </w:rPr>
-        <w:t>Прямой обход (Pre-order):</w:t>
-      </w:r>
-      <w:r>
-        <w:rPr>
-          <w:rFonts w:hint="default" w:ascii="Times New Roman" w:hAnsi="Times New Roman" w:cs="Times New Roman"/>
-          <w:sz w:val="28"/>
-          <w:szCs w:val="28"/>
-        </w:rPr>
-        <w:t xml:space="preserve"> используется в данной работе для визуализации структуры и выполнения команд.</w:t>
-      </w:r>
-    </w:p>
-    <w:p>
-      <w:pPr>
-        <w:pStyle w:val="22"/>
-        <w:keepNext w:val="0"/>
-        <w:keepLines w:val="0"/>
-        <w:widowControl/>
-        <w:numPr>
-          <w:ilvl w:val="0"/>
-          <w:numId w:val="0"/>
-        </w:numPr>
-        <w:suppressLineNumbers w:val="0"/>
-        <w:spacing w:before="0" w:beforeAutospacing="0" w:line="360" w:lineRule="auto"/>
-        <w:ind w:leftChars="0" w:right="0" w:rightChars="0" w:firstLine="708" w:firstLineChars="0"/>
-        <w:jc w:val="both"/>
-        <w:rPr>
-          <w:rFonts w:hint="default" w:ascii="Times New Roman" w:hAnsi="Times New Roman" w:eastAsia="SimSun" w:cs="Times New Roman"/>
+        <w:jc w:val="both"/>
+        <w:rPr>
+          <w:rFonts w:hint="default" w:cs="Times New Roman"/>
           <w:sz w:val="28"/>
           <w:szCs w:val="28"/>
           <w:lang w:val="ru-RU"/>
@@ -1990,7 +1954,28 @@
           <w:sz w:val="28"/>
           <w:szCs w:val="28"/>
         </w:rPr>
-        <w:t>main_25.cpp</w:t>
+        <w:t>main</w:t>
+      </w:r>
+      <w:r>
+        <w:rPr>
+          <w:rFonts w:hint="default" w:cs="Times New Roman"/>
+          <w:b/>
+          <w:bCs/>
+          <w:sz w:val="28"/>
+          <w:szCs w:val="28"/>
+          <w:lang w:val="en-US"/>
+        </w:rPr>
+        <w:t>+</w:t>
+      </w:r>
+      <w:r>
+        <w:rPr>
+          <w:rFonts w:hint="default" w:ascii="Times New Roman" w:hAnsi="Times New Roman" w:cs="Times New Roman"/>
+          <w:b/>
+          <w:bCs/>
+          <w:sz w:val="28"/>
+          <w:szCs w:val="28"/>
+        </w:rPr>
+        <w:t>.cpp</w:t>
       </w:r>
       <w:r>
         <w:rPr>
@@ -2009,7 +1994,7 @@
         <w:widowControl/>
         <w:numPr>
           <w:ilvl w:val="0"/>
-          <w:numId w:val="6"/>
+          <w:numId w:val="5"/>
         </w:numPr>
         <w:suppressLineNumbers w:val="0"/>
         <w:spacing w:line="360" w:lineRule="auto"/>
@@ -2072,7 +2057,7 @@
         <w:widowControl/>
         <w:numPr>
           <w:ilvl w:val="0"/>
-          <w:numId w:val="6"/>
+          <w:numId w:val="5"/>
         </w:numPr>
         <w:suppressLineNumbers w:val="0"/>
         <w:spacing w:line="360" w:lineRule="auto"/>
@@ -2112,6 +2097,29 @@
         </w:rPr>
         <w:t>, который запускает бесконечный цикл ожидания команд пользователя до получения команды 'q' (выход).</w:t>
       </w:r>
+    </w:p>
+    <w:p>
+      <w:pPr>
+        <w:pStyle w:val="22"/>
+        <w:keepNext w:val="0"/>
+        <w:keepLines w:val="0"/>
+        <w:widowControl/>
+        <w:numPr>
+          <w:numId w:val="0"/>
+        </w:numPr>
+        <w:suppressLineNumbers w:val="0"/>
+        <w:spacing w:line="360" w:lineRule="auto"/>
+        <w:ind w:left="440" w:leftChars="0" w:right="0" w:rightChars="0"/>
+        <w:jc w:val="both"/>
+        <w:rPr>
+          <w:rFonts w:hint="default" w:cs="Times New Roman"/>
+          <w:b/>
+          <w:bCs/>
+          <w:sz w:val="28"/>
+          <w:szCs w:val="28"/>
+          <w:lang w:val="ru-RU"/>
+        </w:rPr>
+      </w:pPr>
     </w:p>
     <w:p>
       <w:pPr>
@@ -2187,17 +2195,13 @@
         <w:ind w:right="0" w:rightChars="0"/>
         <w:jc w:val="both"/>
         <w:textAlignment w:val="auto"/>
-        <w:rPr>
-          <w:rFonts w:hint="default"/>
-          <w:lang w:val="ru-RU"/>
-        </w:rPr>
       </w:pPr>
       <w:r>
         <w:drawing>
           <wp:inline distT="0" distB="0" distL="114300" distR="114300">
-            <wp:extent cx="5829300" cy="7915275"/>
-            <wp:effectExtent l="0" t="0" r="0" b="9525"/>
-            <wp:docPr id="3" name="Изображение 1"/>
+            <wp:extent cx="5936615" cy="5803900"/>
+            <wp:effectExtent l="0" t="0" r="6985" b="6350"/>
+            <wp:docPr id="1" name="Изображение 1"/>
             <wp:cNvGraphicFramePr>
               <a:graphicFrameLocks xmlns:a="http://schemas.openxmlformats.org/drawingml/2006/main" noChangeAspect="1"/>
             </wp:cNvGraphicFramePr>
@@ -2205,7 +2209,7 @@
               <a:graphicData uri="http://schemas.openxmlformats.org/drawingml/2006/picture">
                 <pic:pic xmlns:pic="http://schemas.openxmlformats.org/drawingml/2006/picture">
                   <pic:nvPicPr>
-                    <pic:cNvPr id="3" name="Изображение 1"/>
+                    <pic:cNvPr id="1" name="Изображение 1"/>
                     <pic:cNvPicPr>
                       <a:picLocks noChangeAspect="1"/>
                     </pic:cNvPicPr>
@@ -2219,7 +2223,7 @@
                   <pic:spPr>
                     <a:xfrm>
                       <a:off x="0" y="0"/>
-                      <a:ext cx="5829300" cy="7915275"/>
+                      <a:ext cx="5936615" cy="5803900"/>
                     </a:xfrm>
                     <a:prstGeom prst="rect">
                       <a:avLst/>
@@ -2238,6 +2242,172 @@
     </w:p>
     <w:p>
       <w:pPr>
+        <w:pStyle w:val="22"/>
+        <w:keepNext w:val="0"/>
+        <w:keepLines w:val="0"/>
+        <w:pageBreakBefore w:val="0"/>
+        <w:widowControl/>
+        <w:numPr>
+          <w:ilvl w:val="0"/>
+          <w:numId w:val="0"/>
+        </w:numPr>
+        <w:suppressLineNumbers w:val="0"/>
+        <w:kinsoku/>
+        <w:wordWrap/>
+        <w:overflowPunct/>
+        <w:topLinePunct w:val="0"/>
+        <w:autoSpaceDE/>
+        <w:autoSpaceDN/>
+        <w:bidi w:val="0"/>
+        <w:adjustRightInd/>
+        <w:snapToGrid/>
+        <w:spacing w:before="0" w:beforeAutospacing="1" w:after="0" w:afterAutospacing="1" w:line="360" w:lineRule="auto"/>
+        <w:ind w:right="0" w:rightChars="0"/>
+        <w:jc w:val="both"/>
+        <w:textAlignment w:val="auto"/>
+      </w:pPr>
+    </w:p>
+    <w:p>
+      <w:pPr>
+        <w:pStyle w:val="22"/>
+        <w:keepNext w:val="0"/>
+        <w:keepLines w:val="0"/>
+        <w:pageBreakBefore w:val="0"/>
+        <w:widowControl/>
+        <w:numPr>
+          <w:ilvl w:val="0"/>
+          <w:numId w:val="0"/>
+        </w:numPr>
+        <w:suppressLineNumbers w:val="0"/>
+        <w:kinsoku/>
+        <w:wordWrap/>
+        <w:overflowPunct/>
+        <w:topLinePunct w:val="0"/>
+        <w:autoSpaceDE/>
+        <w:autoSpaceDN/>
+        <w:bidi w:val="0"/>
+        <w:adjustRightInd/>
+        <w:snapToGrid/>
+        <w:spacing w:before="0" w:beforeAutospacing="1" w:after="0" w:afterAutospacing="1" w:line="360" w:lineRule="auto"/>
+        <w:ind w:right="0" w:rightChars="0"/>
+        <w:jc w:val="both"/>
+        <w:textAlignment w:val="auto"/>
+      </w:pPr>
+    </w:p>
+    <w:p>
+      <w:pPr>
+        <w:pStyle w:val="22"/>
+        <w:keepNext w:val="0"/>
+        <w:keepLines w:val="0"/>
+        <w:pageBreakBefore w:val="0"/>
+        <w:widowControl/>
+        <w:numPr>
+          <w:ilvl w:val="0"/>
+          <w:numId w:val="0"/>
+        </w:numPr>
+        <w:suppressLineNumbers w:val="0"/>
+        <w:kinsoku/>
+        <w:wordWrap/>
+        <w:overflowPunct/>
+        <w:topLinePunct w:val="0"/>
+        <w:autoSpaceDE/>
+        <w:autoSpaceDN/>
+        <w:bidi w:val="0"/>
+        <w:adjustRightInd/>
+        <w:snapToGrid/>
+        <w:spacing w:before="0" w:beforeAutospacing="1" w:after="0" w:afterAutospacing="1" w:line="360" w:lineRule="auto"/>
+        <w:ind w:right="0" w:rightChars="0"/>
+        <w:jc w:val="both"/>
+        <w:textAlignment w:val="auto"/>
+      </w:pPr>
+    </w:p>
+    <w:p>
+      <w:pPr>
+        <w:pStyle w:val="22"/>
+        <w:keepNext w:val="0"/>
+        <w:keepLines w:val="0"/>
+        <w:pageBreakBefore w:val="0"/>
+        <w:widowControl/>
+        <w:numPr>
+          <w:ilvl w:val="0"/>
+          <w:numId w:val="0"/>
+        </w:numPr>
+        <w:suppressLineNumbers w:val="0"/>
+        <w:kinsoku/>
+        <w:wordWrap/>
+        <w:overflowPunct/>
+        <w:topLinePunct w:val="0"/>
+        <w:autoSpaceDE/>
+        <w:autoSpaceDN/>
+        <w:bidi w:val="0"/>
+        <w:adjustRightInd/>
+        <w:snapToGrid/>
+        <w:spacing w:before="0" w:beforeAutospacing="1" w:after="0" w:afterAutospacing="1" w:line="360" w:lineRule="auto"/>
+        <w:ind w:right="0" w:rightChars="0"/>
+        <w:jc w:val="both"/>
+        <w:textAlignment w:val="auto"/>
+      </w:pPr>
+    </w:p>
+    <w:p>
+      <w:pPr>
+        <w:pStyle w:val="22"/>
+        <w:keepNext w:val="0"/>
+        <w:keepLines w:val="0"/>
+        <w:pageBreakBefore w:val="0"/>
+        <w:widowControl/>
+        <w:numPr>
+          <w:ilvl w:val="0"/>
+          <w:numId w:val="0"/>
+        </w:numPr>
+        <w:suppressLineNumbers w:val="0"/>
+        <w:kinsoku/>
+        <w:wordWrap/>
+        <w:overflowPunct/>
+        <w:topLinePunct w:val="0"/>
+        <w:autoSpaceDE/>
+        <w:autoSpaceDN/>
+        <w:bidi w:val="0"/>
+        <w:adjustRightInd/>
+        <w:snapToGrid/>
+        <w:spacing w:before="0" w:beforeAutospacing="1" w:after="0" w:afterAutospacing="1" w:line="360" w:lineRule="auto"/>
+        <w:ind w:right="0" w:rightChars="0"/>
+        <w:jc w:val="both"/>
+        <w:textAlignment w:val="auto"/>
+      </w:pPr>
+    </w:p>
+    <w:p>
+      <w:pPr>
+        <w:pStyle w:val="22"/>
+        <w:keepNext w:val="0"/>
+        <w:keepLines w:val="0"/>
+        <w:pageBreakBefore w:val="0"/>
+        <w:widowControl/>
+        <w:numPr>
+          <w:ilvl w:val="0"/>
+          <w:numId w:val="0"/>
+        </w:numPr>
+        <w:suppressLineNumbers w:val="0"/>
+        <w:kinsoku/>
+        <w:wordWrap/>
+        <w:overflowPunct/>
+        <w:topLinePunct w:val="0"/>
+        <w:autoSpaceDE/>
+        <w:autoSpaceDN/>
+        <w:bidi w:val="0"/>
+        <w:adjustRightInd/>
+        <w:snapToGrid/>
+        <w:spacing w:before="0" w:beforeAutospacing="1" w:after="0" w:afterAutospacing="1" w:line="360" w:lineRule="auto"/>
+        <w:ind w:right="0" w:rightChars="0"/>
+        <w:jc w:val="both"/>
+        <w:textAlignment w:val="auto"/>
+        <w:rPr>
+          <w:rFonts w:hint="default"/>
+          <w:lang w:val="ru-RU"/>
+        </w:rPr>
+      </w:pPr>
+    </w:p>
+    <w:p>
+      <w:pPr>
         <w:numPr>
           <w:ilvl w:val="0"/>
           <w:numId w:val="1"/>
@@ -2274,21 +2444,13 @@
         </w:numPr>
         <w:spacing w:after="30" w:line="360" w:lineRule="auto"/>
         <w:jc w:val="both"/>
-        <w:rPr>
-          <w:rFonts w:hint="default" w:ascii="Times New Roman" w:hAnsi="Times New Roman" w:cs="Times New Roman"/>
-          <w:b/>
-          <w:bCs/>
-          <w:sz w:val="28"/>
-          <w:szCs w:val="28"/>
-          <w:lang w:val="en-US"/>
-        </w:rPr>
       </w:pPr>
       <w:r>
         <w:drawing>
           <wp:inline distT="0" distB="0" distL="114300" distR="114300">
-            <wp:extent cx="6076315" cy="7735570"/>
-            <wp:effectExtent l="0" t="0" r="635" b="17780"/>
-            <wp:docPr id="4" name="Изображение 2"/>
+            <wp:extent cx="5758180" cy="6642735"/>
+            <wp:effectExtent l="0" t="0" r="13970" b="5715"/>
+            <wp:docPr id="3" name="Изображение 3"/>
             <wp:cNvGraphicFramePr>
               <a:graphicFrameLocks xmlns:a="http://schemas.openxmlformats.org/drawingml/2006/main" noChangeAspect="1"/>
             </wp:cNvGraphicFramePr>
@@ -2296,7 +2458,7 @@
               <a:graphicData uri="http://schemas.openxmlformats.org/drawingml/2006/picture">
                 <pic:pic xmlns:pic="http://schemas.openxmlformats.org/drawingml/2006/picture">
                   <pic:nvPicPr>
-                    <pic:cNvPr id="4" name="Изображение 2"/>
+                    <pic:cNvPr id="3" name="Изображение 3"/>
                     <pic:cNvPicPr>
                       <a:picLocks noChangeAspect="1"/>
                     </pic:cNvPicPr>
@@ -2310,7 +2472,7 @@
                   <pic:spPr>
                     <a:xfrm>
                       <a:off x="0" y="0"/>
-                      <a:ext cx="6076315" cy="7735570"/>
+                      <a:ext cx="5758180" cy="6642735"/>
                     </a:xfrm>
                     <a:prstGeom prst="rect">
                       <a:avLst/>
@@ -2329,13 +2491,70 @@
     </w:p>
     <w:p>
       <w:pPr>
-        <w:pStyle w:val="22"/>
-        <w:keepNext w:val="0"/>
-        <w:keepLines w:val="0"/>
-        <w:widowControl/>
-        <w:numPr>
-          <w:ilvl w:val="0"/>
-          <w:numId w:val="7"/>
+        <w:numPr>
+          <w:ilvl w:val="0"/>
+          <w:numId w:val="0"/>
+        </w:numPr>
+        <w:spacing w:after="30" w:line="360" w:lineRule="auto"/>
+        <w:jc w:val="both"/>
+        <w:rPr>
+          <w:rFonts w:hint="default"/>
+          <w:lang w:val="en-US"/>
+        </w:rPr>
+      </w:pPr>
+      <w:r>
+        <w:drawing>
+          <wp:inline distT="0" distB="0" distL="114300" distR="114300">
+            <wp:extent cx="5747385" cy="2112010"/>
+            <wp:effectExtent l="0" t="0" r="5715" b="2540"/>
+            <wp:docPr id="4" name="Изображение 4"/>
+            <wp:cNvGraphicFramePr>
+              <a:graphicFrameLocks xmlns:a="http://schemas.openxmlformats.org/drawingml/2006/main" noChangeAspect="1"/>
+            </wp:cNvGraphicFramePr>
+            <a:graphic xmlns:a="http://schemas.openxmlformats.org/drawingml/2006/main">
+              <a:graphicData uri="http://schemas.openxmlformats.org/drawingml/2006/picture">
+                <pic:pic xmlns:pic="http://schemas.openxmlformats.org/drawingml/2006/picture">
+                  <pic:nvPicPr>
+                    <pic:cNvPr id="4" name="Изображение 4"/>
+                    <pic:cNvPicPr>
+                      <a:picLocks noChangeAspect="1"/>
+                    </pic:cNvPicPr>
+                  </pic:nvPicPr>
+                  <pic:blipFill>
+                    <a:blip r:embed="rId9"/>
+                    <a:stretch>
+                      <a:fillRect/>
+                    </a:stretch>
+                  </pic:blipFill>
+                  <pic:spPr>
+                    <a:xfrm>
+                      <a:off x="0" y="0"/>
+                      <a:ext cx="5747385" cy="2112010"/>
+                    </a:xfrm>
+                    <a:prstGeom prst="rect">
+                      <a:avLst/>
+                    </a:prstGeom>
+                    <a:noFill/>
+                    <a:ln>
+                      <a:noFill/>
+                    </a:ln>
+                  </pic:spPr>
+                </pic:pic>
+              </a:graphicData>
+            </a:graphic>
+          </wp:inline>
+        </w:drawing>
+      </w:r>
+    </w:p>
+    <w:p>
+      <w:pPr>
+        <w:pStyle w:val="22"/>
+        <w:keepNext w:val="0"/>
+        <w:keepLines w:val="0"/>
+        <w:widowControl/>
+        <w:numPr>
+          <w:ilvl w:val="0"/>
+          <w:numId w:val="6"/>
         </w:numPr>
         <w:suppressLineNumbers w:val="0"/>
         <w:spacing w:before="0" w:beforeAutospacing="0" w:line="360" w:lineRule="auto"/>
@@ -2374,18 +2593,35 @@
           <w:sz w:val="28"/>
           <w:szCs w:val="28"/>
         </w:rPr>
-        <w:t xml:space="preserve">: Инициализирует пустое дерево с максимальным размером 4. </w:t>
-      </w:r>
-    </w:p>
-    <w:p>
-      <w:pPr>
-        <w:pStyle w:val="22"/>
-        <w:keepNext w:val="0"/>
-        <w:keepLines w:val="0"/>
-        <w:widowControl/>
-        <w:numPr>
-          <w:ilvl w:val="0"/>
-          <w:numId w:val="7"/>
+        <w:t>: Инициализирует пусто</w:t>
+      </w:r>
+      <w:r>
+        <w:rPr>
+          <w:rFonts w:hint="default" w:eastAsia="sans-serif" w:cs="Times New Roman"/>
+          <w:sz w:val="28"/>
+          <w:szCs w:val="28"/>
+          <w:lang w:val="ru-RU"/>
+        </w:rPr>
+        <w:t>й список</w:t>
+      </w:r>
+      <w:r>
+        <w:rPr>
+          <w:rFonts w:hint="default" w:ascii="Times New Roman" w:hAnsi="Times New Roman" w:eastAsia="sans-serif" w:cs="Times New Roman"/>
+          <w:sz w:val="28"/>
+          <w:szCs w:val="28"/>
+        </w:rPr>
+        <w:t xml:space="preserve"> размером 4. </w:t>
+      </w:r>
+    </w:p>
+    <w:p>
+      <w:pPr>
+        <w:pStyle w:val="22"/>
+        <w:keepNext w:val="0"/>
+        <w:keepLines w:val="0"/>
+        <w:widowControl/>
+        <w:numPr>
+          <w:ilvl w:val="0"/>
+          <w:numId w:val="6"/>
         </w:numPr>
         <w:suppressLineNumbers w:val="0"/>
         <w:spacing w:before="0" w:beforeAutospacing="0" w:line="360" w:lineRule="auto"/>
@@ -2469,7 +2705,7 @@
         <w:widowControl/>
         <w:numPr>
           <w:ilvl w:val="0"/>
-          <w:numId w:val="7"/>
+          <w:numId w:val="6"/>
         </w:numPr>
         <w:suppressLineNumbers w:val="0"/>
         <w:spacing w:before="0" w:beforeAutospacing="0" w:line="360" w:lineRule="auto"/>
@@ -2508,36 +2744,35 @@
           <w:sz w:val="28"/>
           <w:szCs w:val="28"/>
         </w:rPr>
-        <w:t xml:space="preserve">: Выводит список всех объектов в дереве. Благодаря </w:t>
-      </w:r>
-      <w:r>
-        <w:rPr>
-          <w:rFonts w:hint="default" w:ascii="Times New Roman" w:hAnsi="Times New Roman" w:eastAsia="sans-serif" w:cs="Times New Roman"/>
-          <w:b/>
-          <w:bCs/>
-          <w:sz w:val="28"/>
-          <w:szCs w:val="28"/>
-        </w:rPr>
-        <w:t>позднему связыванию</w:t>
-      </w:r>
-      <w:r>
-        <w:rPr>
-          <w:rFonts w:hint="default" w:ascii="Times New Roman" w:hAnsi="Times New Roman" w:eastAsia="sans-serif" w:cs="Times New Roman"/>
-          <w:sz w:val="28"/>
-          <w:szCs w:val="28"/>
-        </w:rPr>
-        <w:t xml:space="preserve"> для каждого объекта отображаются его специфические поля (для абитуриентов — баллы и специальность). </w:t>
-      </w:r>
-    </w:p>
-    <w:p>
-      <w:pPr>
-        <w:pStyle w:val="22"/>
-        <w:keepNext w:val="0"/>
-        <w:keepLines w:val="0"/>
-        <w:widowControl/>
-        <w:numPr>
-          <w:ilvl w:val="0"/>
-          <w:numId w:val="7"/>
+        <w:t xml:space="preserve">: Выводит список всех объектов в </w:t>
+      </w:r>
+      <w:r>
+        <w:rPr>
+          <w:rFonts w:hint="default" w:eastAsia="sans-serif" w:cs="Times New Roman"/>
+          <w:sz w:val="28"/>
+          <w:szCs w:val="28"/>
+          <w:lang w:val="ru-RU"/>
+        </w:rPr>
+        <w:t>списке</w:t>
+      </w:r>
+      <w:r>
+        <w:rPr>
+          <w:rFonts w:hint="default" w:ascii="Times New Roman" w:hAnsi="Times New Roman" w:eastAsia="sans-serif" w:cs="Times New Roman"/>
+          <w:sz w:val="28"/>
+          <w:szCs w:val="28"/>
+        </w:rPr>
+        <w:t xml:space="preserve">. </w:t>
+      </w:r>
+    </w:p>
+    <w:p>
+      <w:pPr>
+        <w:pStyle w:val="22"/>
+        <w:keepNext w:val="0"/>
+        <w:keepLines w:val="0"/>
+        <w:widowControl/>
+        <w:numPr>
+          <w:ilvl w:val="0"/>
+          <w:numId w:val="6"/>
         </w:numPr>
         <w:suppressLineNumbers w:val="0"/>
         <w:spacing w:before="0" w:beforeAutospacing="0" w:line="360" w:lineRule="auto"/>
@@ -2594,7 +2829,7 @@
           <w:sz w:val="28"/>
           <w:szCs w:val="28"/>
         </w:rPr>
-        <w:t xml:space="preserve">. Программа находит средний возраст всех объектов: $(34 + 20 + 21) / 3 = 25$, и выводит результат: </w:t>
+        <w:t xml:space="preserve">. Программа находит средний возраст всех объектов: (34 + 20 + 21) / 3 = 25, и выводит результат: </w:t>
       </w:r>
       <w:r>
         <w:rPr>
@@ -2622,7 +2857,7 @@
         <w:widowControl/>
         <w:numPr>
           <w:ilvl w:val="0"/>
-          <w:numId w:val="7"/>
+          <w:numId w:val="6"/>
         </w:numPr>
         <w:suppressLineNumbers w:val="0"/>
         <w:spacing w:before="0" w:beforeAutospacing="0" w:line="360" w:lineRule="auto"/>
@@ -2679,7 +2914,6 @@
         <w:keepLines w:val="0"/>
         <w:widowControl/>
         <w:numPr>
-          <w:ilvl w:val="0"/>
           <w:numId w:val="0"/>
         </w:numPr>
         <w:suppressLineNumbers w:val="0"/>
@@ -2692,6 +2926,8 @@
           <w:szCs w:val="28"/>
         </w:rPr>
       </w:pPr>
+      <w:bookmarkStart w:id="0" w:name="_GoBack"/>
+      <w:bookmarkEnd w:id="0"/>
     </w:p>
     <w:p>
       <w:pPr>
@@ -2730,130 +2966,130 @@
         <w:widowControl/>
         <w:numPr>
           <w:ilvl w:val="0"/>
+          <w:numId w:val="7"/>
+        </w:numPr>
+        <w:suppressLineNumbers w:val="0"/>
+        <w:spacing w:before="0" w:beforeAutospacing="0" w:line="360" w:lineRule="auto"/>
+        <w:jc w:val="both"/>
+        <w:rPr>
+          <w:rFonts w:hint="default" w:ascii="Times New Roman" w:hAnsi="Times New Roman" w:eastAsia="sans-serif" w:cs="Times New Roman"/>
+          <w:sz w:val="28"/>
+          <w:szCs w:val="28"/>
+        </w:rPr>
+      </w:pPr>
+      <w:r>
+        <w:rPr>
+          <w:rFonts w:hint="default" w:ascii="Times New Roman" w:hAnsi="Times New Roman" w:eastAsia="sans-serif" w:cs="Times New Roman"/>
+          <w:b/>
+          <w:bCs/>
+          <w:sz w:val="28"/>
+          <w:szCs w:val="28"/>
+        </w:rPr>
+        <w:t>Что такое класс-группа?</w:t>
+      </w:r>
+      <w:r>
+        <w:rPr>
+          <w:rFonts w:hint="default" w:ascii="Times New Roman" w:hAnsi="Times New Roman" w:eastAsia="sans-serif" w:cs="Times New Roman"/>
+          <w:sz w:val="28"/>
+          <w:szCs w:val="28"/>
+        </w:rPr>
+        <w:t xml:space="preserve"> Это класс-контейнер, предназначенный для хранения и управления набором объектов (обычно через указатели на базовый класс). Примеры: Список, Стек, Очередь, Дерево. </w:t>
+      </w:r>
+    </w:p>
+    <w:p>
+      <w:pPr>
+        <w:pStyle w:val="22"/>
+        <w:keepNext w:val="0"/>
+        <w:keepLines w:val="0"/>
+        <w:widowControl/>
+        <w:numPr>
+          <w:ilvl w:val="0"/>
+          <w:numId w:val="7"/>
+        </w:numPr>
+        <w:suppressLineNumbers w:val="0"/>
+        <w:spacing w:before="0" w:beforeAutospacing="0" w:line="360" w:lineRule="auto"/>
+        <w:jc w:val="both"/>
+        <w:rPr>
+          <w:rFonts w:hint="default" w:ascii="Times New Roman" w:hAnsi="Times New Roman" w:eastAsia="sans-serif" w:cs="Times New Roman"/>
+          <w:sz w:val="28"/>
+          <w:szCs w:val="28"/>
+        </w:rPr>
+      </w:pPr>
+      <w:r>
+        <w:rPr>
+          <w:rFonts w:hint="default" w:ascii="Times New Roman" w:hAnsi="Times New Roman" w:eastAsia="sans-serif" w:cs="Times New Roman"/>
+          <w:b/>
+          <w:bCs/>
+          <w:sz w:val="28"/>
+          <w:szCs w:val="28"/>
+        </w:rPr>
+        <w:t>Пример описания класса-группы Список:</w:t>
+      </w:r>
+      <w:r>
+        <w:rPr>
+          <w:rFonts w:hint="default" w:ascii="Times New Roman" w:hAnsi="Times New Roman" w:eastAsia="sans-serif" w:cs="Times New Roman"/>
+          <w:sz w:val="28"/>
+          <w:szCs w:val="28"/>
+        </w:rPr>
+        <w:t xml:space="preserve"> </w:t>
+      </w:r>
+      <w:r>
+        <w:rPr>
+          <w:rStyle w:val="15"/>
+          <w:rFonts w:hint="default" w:ascii="Times New Roman" w:hAnsi="Times New Roman" w:eastAsia="sans-serif" w:cs="Times New Roman"/>
+          <w:sz w:val="28"/>
+          <w:szCs w:val="28"/>
+        </w:rPr>
+        <w:t>class List { Node* head; public: void Add(Object*); void Show(); ... };</w:t>
+      </w:r>
+    </w:p>
+    <w:p>
+      <w:pPr>
+        <w:pStyle w:val="22"/>
+        <w:keepNext w:val="0"/>
+        <w:keepLines w:val="0"/>
+        <w:widowControl/>
+        <w:numPr>
+          <w:ilvl w:val="0"/>
+          <w:numId w:val="7"/>
+        </w:numPr>
+        <w:suppressLineNumbers w:val="0"/>
+        <w:spacing w:before="0" w:beforeAutospacing="0" w:line="360" w:lineRule="auto"/>
+        <w:jc w:val="both"/>
+        <w:rPr>
+          <w:rFonts w:hint="default" w:ascii="Times New Roman" w:hAnsi="Times New Roman" w:eastAsia="sans-serif" w:cs="Times New Roman"/>
+          <w:sz w:val="28"/>
+          <w:szCs w:val="28"/>
+        </w:rPr>
+      </w:pPr>
+      <w:r>
+        <w:rPr>
+          <w:rFonts w:hint="default" w:ascii="Times New Roman" w:hAnsi="Times New Roman" w:eastAsia="sans-serif" w:cs="Times New Roman"/>
+          <w:b/>
+          <w:bCs/>
+          <w:sz w:val="28"/>
+          <w:szCs w:val="28"/>
+        </w:rPr>
+        <w:t>Конструкторы Списка:</w:t>
+      </w:r>
+      <w:r>
+        <w:rPr>
+          <w:rFonts w:hint="default" w:ascii="Times New Roman" w:hAnsi="Times New Roman" w:eastAsia="SimSun" w:cs="Times New Roman"/>
+          <w:sz w:val="28"/>
+          <w:szCs w:val="28"/>
+        </w:rPr>
+        <w:t xml:space="preserve">  </w:t>
+      </w:r>
+    </w:p>
+    <w:p>
+      <w:pPr>
+        <w:pStyle w:val="22"/>
+        <w:keepNext w:val="0"/>
+        <w:keepLines w:val="0"/>
+        <w:widowControl/>
+        <w:numPr>
+          <w:ilvl w:val="0"/>
           <w:numId w:val="8"/>
-        </w:numPr>
-        <w:suppressLineNumbers w:val="0"/>
-        <w:spacing w:before="0" w:beforeAutospacing="0" w:line="360" w:lineRule="auto"/>
-        <w:jc w:val="both"/>
-        <w:rPr>
-          <w:rFonts w:hint="default" w:ascii="Times New Roman" w:hAnsi="Times New Roman" w:eastAsia="sans-serif" w:cs="Times New Roman"/>
-          <w:sz w:val="28"/>
-          <w:szCs w:val="28"/>
-        </w:rPr>
-      </w:pPr>
-      <w:r>
-        <w:rPr>
-          <w:rFonts w:hint="default" w:ascii="Times New Roman" w:hAnsi="Times New Roman" w:eastAsia="sans-serif" w:cs="Times New Roman"/>
-          <w:b/>
-          <w:bCs/>
-          <w:sz w:val="28"/>
-          <w:szCs w:val="28"/>
-        </w:rPr>
-        <w:t>Что такое класс-группа?</w:t>
-      </w:r>
-      <w:r>
-        <w:rPr>
-          <w:rFonts w:hint="default" w:ascii="Times New Roman" w:hAnsi="Times New Roman" w:eastAsia="sans-serif" w:cs="Times New Roman"/>
-          <w:sz w:val="28"/>
-          <w:szCs w:val="28"/>
-        </w:rPr>
-        <w:t xml:space="preserve"> Это класс-контейнер, предназначенный для хранения и управления набором объектов (обычно через указатели на базовый класс). Примеры: Список, Стек, Очередь, Дерево. </w:t>
-      </w:r>
-    </w:p>
-    <w:p>
-      <w:pPr>
-        <w:pStyle w:val="22"/>
-        <w:keepNext w:val="0"/>
-        <w:keepLines w:val="0"/>
-        <w:widowControl/>
-        <w:numPr>
-          <w:ilvl w:val="0"/>
-          <w:numId w:val="8"/>
-        </w:numPr>
-        <w:suppressLineNumbers w:val="0"/>
-        <w:spacing w:before="0" w:beforeAutospacing="0" w:line="360" w:lineRule="auto"/>
-        <w:jc w:val="both"/>
-        <w:rPr>
-          <w:rFonts w:hint="default" w:ascii="Times New Roman" w:hAnsi="Times New Roman" w:eastAsia="sans-serif" w:cs="Times New Roman"/>
-          <w:sz w:val="28"/>
-          <w:szCs w:val="28"/>
-        </w:rPr>
-      </w:pPr>
-      <w:r>
-        <w:rPr>
-          <w:rFonts w:hint="default" w:ascii="Times New Roman" w:hAnsi="Times New Roman" w:eastAsia="sans-serif" w:cs="Times New Roman"/>
-          <w:b/>
-          <w:bCs/>
-          <w:sz w:val="28"/>
-          <w:szCs w:val="28"/>
-        </w:rPr>
-        <w:t>Пример описания класса-группы Список:</w:t>
-      </w:r>
-      <w:r>
-        <w:rPr>
-          <w:rFonts w:hint="default" w:ascii="Times New Roman" w:hAnsi="Times New Roman" w:eastAsia="sans-serif" w:cs="Times New Roman"/>
-          <w:sz w:val="28"/>
-          <w:szCs w:val="28"/>
-        </w:rPr>
-        <w:t xml:space="preserve"> </w:t>
-      </w:r>
-      <w:r>
-        <w:rPr>
-          <w:rStyle w:val="15"/>
-          <w:rFonts w:hint="default" w:ascii="Times New Roman" w:hAnsi="Times New Roman" w:eastAsia="sans-serif" w:cs="Times New Roman"/>
-          <w:sz w:val="28"/>
-          <w:szCs w:val="28"/>
-        </w:rPr>
-        <w:t>class List { Node* head; public: void Add(Object*); void Show(); ... };</w:t>
-      </w:r>
-    </w:p>
-    <w:p>
-      <w:pPr>
-        <w:pStyle w:val="22"/>
-        <w:keepNext w:val="0"/>
-        <w:keepLines w:val="0"/>
-        <w:widowControl/>
-        <w:numPr>
-          <w:ilvl w:val="0"/>
-          <w:numId w:val="8"/>
-        </w:numPr>
-        <w:suppressLineNumbers w:val="0"/>
-        <w:spacing w:before="0" w:beforeAutospacing="0" w:line="360" w:lineRule="auto"/>
-        <w:jc w:val="both"/>
-        <w:rPr>
-          <w:rFonts w:hint="default" w:ascii="Times New Roman" w:hAnsi="Times New Roman" w:eastAsia="sans-serif" w:cs="Times New Roman"/>
-          <w:sz w:val="28"/>
-          <w:szCs w:val="28"/>
-        </w:rPr>
-      </w:pPr>
-      <w:r>
-        <w:rPr>
-          <w:rFonts w:hint="default" w:ascii="Times New Roman" w:hAnsi="Times New Roman" w:eastAsia="sans-serif" w:cs="Times New Roman"/>
-          <w:b/>
-          <w:bCs/>
-          <w:sz w:val="28"/>
-          <w:szCs w:val="28"/>
-        </w:rPr>
-        <w:t>Конструкторы Списка:</w:t>
-      </w:r>
-      <w:r>
-        <w:rPr>
-          <w:rFonts w:hint="default" w:ascii="Times New Roman" w:hAnsi="Times New Roman" w:eastAsia="SimSun" w:cs="Times New Roman"/>
-          <w:sz w:val="28"/>
-          <w:szCs w:val="28"/>
-        </w:rPr>
-        <w:t xml:space="preserve">  </w:t>
-      </w:r>
-    </w:p>
-    <w:p>
-      <w:pPr>
-        <w:pStyle w:val="22"/>
-        <w:keepNext w:val="0"/>
-        <w:keepLines w:val="0"/>
-        <w:widowControl/>
-        <w:numPr>
-          <w:ilvl w:val="0"/>
-          <w:numId w:val="9"/>
         </w:numPr>
         <w:suppressLineNumbers w:val="0"/>
         <w:spacing w:before="0" w:beforeAutospacing="0" w:line="360" w:lineRule="auto"/>
@@ -2891,7 +3127,7 @@
         <w:widowControl/>
         <w:numPr>
           <w:ilvl w:val="0"/>
-          <w:numId w:val="9"/>
+          <w:numId w:val="8"/>
         </w:numPr>
         <w:suppressLineNumbers w:val="0"/>
         <w:spacing w:before="0" w:beforeAutospacing="0" w:line="360" w:lineRule="auto"/>
@@ -2929,7 +3165,7 @@
         <w:widowControl/>
         <w:numPr>
           <w:ilvl w:val="0"/>
-          <w:numId w:val="9"/>
+          <w:numId w:val="8"/>
         </w:numPr>
         <w:suppressLineNumbers w:val="0"/>
         <w:spacing w:before="0" w:beforeAutospacing="0" w:line="360" w:lineRule="auto"/>
@@ -2967,7 +3203,7 @@
         <w:widowControl/>
         <w:numPr>
           <w:ilvl w:val="0"/>
-          <w:numId w:val="8"/>
+          <w:numId w:val="7"/>
         </w:numPr>
         <w:suppressLineNumbers w:val="0"/>
         <w:spacing w:before="0" w:beforeAutospacing="0" w:line="360" w:lineRule="auto"/>
@@ -3014,18 +3250,16 @@
         </w:rPr>
         <w:t xml:space="preserve">. </w:t>
       </w:r>
-      <w:bookmarkStart w:id="0" w:name="_GoBack"/>
-      <w:bookmarkEnd w:id="0"/>
-    </w:p>
-    <w:p>
-      <w:pPr>
-        <w:pStyle w:val="22"/>
-        <w:keepNext w:val="0"/>
-        <w:keepLines w:val="0"/>
-        <w:widowControl/>
-        <w:numPr>
-          <w:ilvl w:val="0"/>
-          <w:numId w:val="8"/>
+    </w:p>
+    <w:p>
+      <w:pPr>
+        <w:pStyle w:val="22"/>
+        <w:keepNext w:val="0"/>
+        <w:keepLines w:val="0"/>
+        <w:widowControl/>
+        <w:numPr>
+          <w:ilvl w:val="0"/>
+          <w:numId w:val="7"/>
         </w:numPr>
         <w:suppressLineNumbers w:val="0"/>
         <w:spacing w:before="0" w:beforeAutospacing="0" w:line="360" w:lineRule="auto"/>
@@ -3081,7 +3315,7 @@
         <w:widowControl/>
         <w:numPr>
           <w:ilvl w:val="0"/>
-          <w:numId w:val="8"/>
+          <w:numId w:val="7"/>
         </w:numPr>
         <w:suppressLineNumbers w:val="0"/>
         <w:spacing w:before="0" w:beforeAutospacing="0" w:line="360" w:lineRule="auto"/>
@@ -3138,7 +3372,7 @@
         <w:widowControl/>
         <w:numPr>
           <w:ilvl w:val="0"/>
-          <w:numId w:val="8"/>
+          <w:numId w:val="7"/>
         </w:numPr>
         <w:suppressLineNumbers w:val="0"/>
         <w:spacing w:before="0" w:beforeAutospacing="0" w:line="360" w:lineRule="auto"/>
@@ -3188,7 +3422,7 @@
         <w:widowControl/>
         <w:numPr>
           <w:ilvl w:val="0"/>
-          <w:numId w:val="8"/>
+          <w:numId w:val="7"/>
         </w:numPr>
         <w:suppressLineNumbers w:val="0"/>
         <w:spacing w:before="0" w:beforeAutospacing="0" w:line="360" w:lineRule="auto"/>
@@ -3227,7 +3461,7 @@
         <w:widowControl/>
         <w:numPr>
           <w:ilvl w:val="0"/>
-          <w:numId w:val="8"/>
+          <w:numId w:val="7"/>
         </w:numPr>
         <w:suppressLineNumbers w:val="0"/>
         <w:spacing w:before="0" w:beforeAutospacing="0" w:line="360" w:lineRule="auto"/>
@@ -3300,7 +3534,7 @@
         <w:widowControl/>
         <w:numPr>
           <w:ilvl w:val="0"/>
-          <w:numId w:val="8"/>
+          <w:numId w:val="7"/>
         </w:numPr>
         <w:suppressLineNumbers w:val="0"/>
         <w:spacing w:before="0" w:beforeAutospacing="0" w:line="360" w:lineRule="auto"/>
@@ -3356,7 +3590,7 @@
         <w:widowControl/>
         <w:numPr>
           <w:ilvl w:val="0"/>
-          <w:numId w:val="8"/>
+          <w:numId w:val="7"/>
         </w:numPr>
         <w:suppressLineNumbers w:val="0"/>
         <w:spacing w:before="0" w:beforeAutospacing="0" w:line="360" w:lineRule="auto"/>
@@ -3450,7 +3684,7 @@
         <w:widowControl/>
         <w:numPr>
           <w:ilvl w:val="0"/>
-          <w:numId w:val="8"/>
+          <w:numId w:val="7"/>
         </w:numPr>
         <w:suppressLineNumbers w:val="0"/>
         <w:spacing w:before="0" w:beforeAutospacing="0" w:line="360" w:lineRule="auto"/>
@@ -3544,7 +3778,7 @@
         <w:widowControl/>
         <w:numPr>
           <w:ilvl w:val="0"/>
-          <w:numId w:val="8"/>
+          <w:numId w:val="7"/>
         </w:numPr>
         <w:suppressLineNumbers w:val="0"/>
         <w:spacing w:before="0" w:beforeAutospacing="0" w:line="360" w:lineRule="auto"/>
@@ -3625,7 +3859,7 @@
         <w:widowControl/>
         <w:numPr>
           <w:ilvl w:val="0"/>
-          <w:numId w:val="8"/>
+          <w:numId w:val="7"/>
         </w:numPr>
         <w:suppressLineNumbers w:val="0"/>
         <w:spacing w:before="0" w:beforeAutospacing="0" w:line="360" w:lineRule="auto"/>
@@ -3715,7 +3949,7 @@
         <w:widowControl/>
         <w:numPr>
           <w:ilvl w:val="0"/>
-          <w:numId w:val="8"/>
+          <w:numId w:val="7"/>
         </w:numPr>
         <w:suppressLineNumbers w:val="0"/>
         <w:spacing w:before="0" w:beforeAutospacing="0" w:line="360" w:lineRule="auto"/>
@@ -3805,7 +4039,7 @@
         <w:widowControl/>
         <w:numPr>
           <w:ilvl w:val="0"/>
-          <w:numId w:val="8"/>
+          <w:numId w:val="7"/>
         </w:numPr>
         <w:suppressLineNumbers w:val="0"/>
         <w:spacing w:before="0" w:beforeAutospacing="0" w:line="360" w:lineRule="auto"/>
@@ -3882,7 +4116,7 @@
         <w:widowControl/>
         <w:numPr>
           <w:ilvl w:val="0"/>
-          <w:numId w:val="8"/>
+          <w:numId w:val="7"/>
         </w:numPr>
         <w:suppressLineNumbers w:val="0"/>
         <w:spacing w:before="0" w:beforeAutospacing="0" w:line="360" w:lineRule="auto"/>
@@ -3959,7 +4193,7 @@
         <w:widowControl/>
         <w:numPr>
           <w:ilvl w:val="0"/>
-          <w:numId w:val="8"/>
+          <w:numId w:val="7"/>
         </w:numPr>
         <w:suppressLineNumbers w:val="0"/>
         <w:spacing w:before="0" w:beforeAutospacing="0" w:line="360" w:lineRule="auto"/>
@@ -4036,7 +4270,7 @@
         <w:widowControl/>
         <w:numPr>
           <w:ilvl w:val="0"/>
-          <w:numId w:val="8"/>
+          <w:numId w:val="7"/>
         </w:numPr>
         <w:suppressLineNumbers w:val="0"/>
         <w:spacing w:before="0" w:beforeAutospacing="0" w:line="360" w:lineRule="auto"/>
@@ -4113,7 +4347,7 @@
         <w:widowControl/>
         <w:numPr>
           <w:ilvl w:val="0"/>
-          <w:numId w:val="8"/>
+          <w:numId w:val="7"/>
         </w:numPr>
         <w:suppressLineNumbers w:val="0"/>
         <w:spacing w:before="0" w:beforeAutospacing="0" w:line="360" w:lineRule="auto"/>
@@ -4358,9 +4592,9 @@
     </w:lvl>
   </w:abstractNum>
   <w:abstractNum w:abstractNumId="4">
-    <w:nsid w:val="C43A7D71"/>
+    <w:nsid w:val="F0049479"/>
     <w:multiLevelType w:val="singleLevel"/>
-    <w:tmpl w:val="C43A7D71"/>
+    <w:tmpl w:val="F0049479"/>
     <w:lvl w:ilvl="0" w:tentative="0">
       <w:start w:val="1"/>
       <w:numFmt w:val="bullet"/>
@@ -4380,9 +4614,9 @@
     </w:lvl>
   </w:abstractNum>
   <w:abstractNum w:abstractNumId="5">
-    <w:nsid w:val="F0049479"/>
+    <w:nsid w:val="02AA8B02"/>
     <w:multiLevelType w:val="singleLevel"/>
-    <w:tmpl w:val="F0049479"/>
+    <w:tmpl w:val="02AA8B02"/>
     <w:lvl w:ilvl="0" w:tentative="0">
       <w:start w:val="1"/>
       <w:numFmt w:val="bullet"/>
@@ -4402,28 +4636,6 @@
     </w:lvl>
   </w:abstractNum>
   <w:abstractNum w:abstractNumId="6">
-    <w:nsid w:val="02AA8B02"/>
-    <w:multiLevelType w:val="singleLevel"/>
-    <w:tmpl w:val="02AA8B02"/>
-    <w:lvl w:ilvl="0" w:tentative="0">
-      <w:start w:val="1"/>
-      <w:numFmt w:val="bullet"/>
-      <w:lvlText w:val=""/>
-      <w:lvlJc w:val="left"/>
-      <w:pPr>
-        <w:tabs>
-          <w:tab w:val="left" w:pos="420"/>
-        </w:tabs>
-        <w:ind w:left="860" w:leftChars="0" w:hanging="420" w:firstLineChars="0"/>
-      </w:pPr>
-      <w:rPr>
-        <w:rFonts w:hint="default" w:ascii="Wingdings" w:hAnsi="Wingdings"/>
-        <w:sz w:val="18"/>
-        <w:szCs w:val="18"/>
-      </w:rPr>
-    </w:lvl>
-  </w:abstractNum>
-  <w:abstractNum w:abstractNumId="7">
     <w:nsid w:val="51FC7A63"/>
     <w:multiLevelType w:val="multilevel"/>
     <w:tmpl w:val="51FC7A63"/>
@@ -4516,7 +4728,7 @@
       </w:pPr>
     </w:lvl>
   </w:abstractNum>
-  <w:abstractNum w:abstractNumId="8">
+  <w:abstractNum w:abstractNumId="7">
     <w:nsid w:val="674D5602"/>
     <w:multiLevelType w:val="singleLevel"/>
     <w:tmpl w:val="674D5602"/>
@@ -4532,7 +4744,7 @@
     </w:lvl>
   </w:abstractNum>
   <w:num w:numId="1">
-    <w:abstractNumId w:val="7"/>
+    <w:abstractNumId w:val="6"/>
   </w:num>
   <w:num w:numId="2">
     <w:abstractNumId w:val="3"/>
@@ -4541,22 +4753,19 @@
     <w:abstractNumId w:val="2"/>
   </w:num>
   <w:num w:numId="4">
-    <w:abstractNumId w:val="6"/>
+    <w:abstractNumId w:val="5"/>
   </w:num>
   <w:num w:numId="5">
-    <w:abstractNumId w:val="4"/>
+    <w:abstractNumId w:val="7"/>
   </w:num>
   <w:num w:numId="6">
-    <w:abstractNumId w:val="8"/>
+    <w:abstractNumId w:val="0"/>
   </w:num>
   <w:num w:numId="7">
-    <w:abstractNumId w:val="0"/>
+    <w:abstractNumId w:val="1"/>
   </w:num>
   <w:num w:numId="8">
-    <w:abstractNumId w:val="1"/>
-  </w:num>
-  <w:num w:numId="9">
-    <w:abstractNumId w:val="5"/>
+    <w:abstractNumId w:val="4"/>
   </w:num>
 </w:numbering>
 </file>
